--- a/Articles文章/标准操作流程SOP/通用标准操作流程SOP/启动紧急医疗服务流程 v1.0.0.docx
+++ b/Articles文章/标准操作流程SOP/通用标准操作流程SOP/启动紧急医疗服务流程 v1.0.0.docx
@@ -734,7 +734,7 @@
     <w:p>
       <w:pPr>
         <w:rPr>
-          <w:rFonts w:ascii="宋体" w:eastAsia="宋体" w:hAnsi="宋体" w:hint="eastAsia"/>
+          <w:rFonts w:ascii="宋体" w:eastAsia="宋体" w:hAnsi="宋体"/>
           <w:sz w:val="28"/>
           <w:szCs w:val="28"/>
         </w:rPr>
@@ -869,7 +869,55 @@
           <w:sz w:val="28"/>
           <w:szCs w:val="28"/>
         </w:rPr>
-        <w:t>伤者情况：伤情概况，意识，人数，生命体征（可选</w:t>
+        <w:t>伤者情况：伤情概况</w:t>
+      </w:r>
+      <w:r>
+        <w:rPr>
+          <w:rFonts w:ascii="宋体" w:eastAsia="宋体" w:hAnsi="宋体" w:hint="eastAsia"/>
+          <w:sz w:val="28"/>
+          <w:szCs w:val="28"/>
+        </w:rPr>
+        <w:t>、</w:t>
+      </w:r>
+      <w:r>
+        <w:rPr>
+          <w:rFonts w:ascii="宋体" w:eastAsia="宋体" w:hAnsi="宋体" w:hint="eastAsia"/>
+          <w:sz w:val="28"/>
+          <w:szCs w:val="28"/>
+        </w:rPr>
+        <w:t>意识</w:t>
+      </w:r>
+      <w:r>
+        <w:rPr>
+          <w:rFonts w:ascii="宋体" w:eastAsia="宋体" w:hAnsi="宋体" w:hint="eastAsia"/>
+          <w:sz w:val="28"/>
+          <w:szCs w:val="28"/>
+        </w:rPr>
+        <w:t>、</w:t>
+      </w:r>
+      <w:r>
+        <w:rPr>
+          <w:rFonts w:ascii="宋体" w:eastAsia="宋体" w:hAnsi="宋体" w:hint="eastAsia"/>
+          <w:sz w:val="28"/>
+          <w:szCs w:val="28"/>
+        </w:rPr>
+        <w:t>人数</w:t>
+      </w:r>
+      <w:r>
+        <w:rPr>
+          <w:rFonts w:ascii="宋体" w:eastAsia="宋体" w:hAnsi="宋体" w:hint="eastAsia"/>
+          <w:sz w:val="28"/>
+          <w:szCs w:val="28"/>
+        </w:rPr>
+        <w:t>、</w:t>
+      </w:r>
+      <w:r>
+        <w:rPr>
+          <w:rFonts w:ascii="宋体" w:eastAsia="宋体" w:hAnsi="宋体" w:hint="eastAsia"/>
+          <w:sz w:val="28"/>
+          <w:szCs w:val="28"/>
+        </w:rPr>
+        <w:t>生命体征（可选</w:t>
       </w:r>
       <w:r>
         <w:rPr>
@@ -942,21 +990,29 @@
           <w:sz w:val="28"/>
           <w:szCs w:val="28"/>
         </w:rPr>
-        <w:t>，止血，伤者随身药物服用.</w:t>
-      </w:r>
-      <w:r>
-        <w:rPr>
-          <w:rFonts w:ascii="宋体" w:eastAsia="宋体" w:hAnsi="宋体"/>
-          <w:sz w:val="28"/>
-          <w:szCs w:val="28"/>
-        </w:rPr>
-        <w:t>.</w:t>
-      </w:r>
-    </w:p>
-    <w:p>
-      <w:pPr>
-        <w:rPr>
-          <w:rFonts w:ascii="宋体" w:eastAsia="宋体" w:hAnsi="宋体" w:hint="eastAsia"/>
+        <w:t>，止血，伤者随身药物服用</w:t>
+      </w:r>
+      <w:r>
+        <w:rPr>
+          <w:rFonts w:ascii="宋体" w:eastAsia="宋体" w:hAnsi="宋体" w:hint="eastAsia"/>
+          <w:sz w:val="28"/>
+          <w:szCs w:val="28"/>
+        </w:rPr>
+        <w:t>(</w:t>
+      </w:r>
+      <w:r>
+        <w:rPr>
+          <w:rFonts w:ascii="宋体" w:eastAsia="宋体" w:hAnsi="宋体"/>
+          <w:sz w:val="28"/>
+          <w:szCs w:val="28"/>
+        </w:rPr>
+        <w:t>EPI PEN)</w:t>
+      </w:r>
+    </w:p>
+    <w:p>
+      <w:pPr>
+        <w:rPr>
+          <w:rFonts w:ascii="宋体" w:eastAsia="宋体" w:hAnsi="宋体"/>
           <w:sz w:val="28"/>
           <w:szCs w:val="28"/>
         </w:rPr>
@@ -1026,7 +1082,23 @@
           <w:sz w:val="28"/>
           <w:szCs w:val="28"/>
         </w:rPr>
-        <w:t>拨打当地紧急服务电话或紧急医疗服务电话（中国大陆1</w:t>
+        <w:t>拨打当地紧急服务</w:t>
+      </w:r>
+      <w:r>
+        <w:rPr>
+          <w:rFonts w:ascii="宋体" w:eastAsia="宋体" w:hAnsi="宋体" w:hint="eastAsia"/>
+          <w:sz w:val="28"/>
+          <w:szCs w:val="28"/>
+        </w:rPr>
+        <w:t>(医疗)电话</w:t>
+      </w:r>
+      <w:r>
+        <w:rPr>
+          <w:rFonts w:ascii="宋体" w:eastAsia="宋体" w:hAnsi="宋体" w:hint="eastAsia"/>
+          <w:sz w:val="28"/>
+          <w:szCs w:val="28"/>
+        </w:rPr>
+        <w:t>（中国大陆1</w:t>
       </w:r>
       <w:r>
         <w:rPr>
@@ -1107,15 +1179,7 @@
           <w:sz w:val="28"/>
           <w:szCs w:val="28"/>
         </w:rPr>
-        <w:t>报告事故位置，</w:t>
-      </w:r>
-      <w:r>
-        <w:rPr>
-          <w:rFonts w:ascii="宋体" w:eastAsia="宋体" w:hAnsi="宋体" w:hint="eastAsia"/>
-          <w:sz w:val="28"/>
-          <w:szCs w:val="28"/>
-        </w:rPr>
-        <w:t>伤情概况，意识，人数</w:t>
+        <w:t>报告事故位置，伤情概况，意识，人数</w:t>
       </w:r>
     </w:p>
     <w:p>
@@ -1182,6 +1246,31 @@
           <w:szCs w:val="28"/>
         </w:rPr>
         <w:t>保持目前使用的电话畅通</w:t>
+      </w:r>
+    </w:p>
+    <w:p>
+      <w:pPr>
+        <w:rPr>
+          <w:rFonts w:ascii="宋体" w:eastAsia="宋体" w:hAnsi="宋体" w:hint="eastAsia"/>
+          <w:sz w:val="28"/>
+          <w:szCs w:val="28"/>
+        </w:rPr>
+      </w:pPr>
+      <w:r>
+        <w:rPr>
+          <w:rFonts w:ascii="宋体" w:eastAsia="宋体" w:hAnsi="宋体"/>
+          <w:sz w:val="28"/>
+          <w:szCs w:val="28"/>
+        </w:rPr>
+        <w:tab/>
+      </w:r>
+      <w:r>
+        <w:rPr>
+          <w:rFonts w:ascii="宋体" w:eastAsia="宋体" w:hAnsi="宋体" w:hint="eastAsia"/>
+          <w:sz w:val="28"/>
+          <w:szCs w:val="28"/>
+        </w:rPr>
+        <w:t>（5）如通话意外中断需立即拨打</w:t>
       </w:r>
     </w:p>
     <w:p>
@@ -1330,6 +1419,14 @@
           <w:sz w:val="28"/>
           <w:szCs w:val="28"/>
         </w:rPr>
+        <w:t>安排人员</w:t>
+      </w:r>
+      <w:r>
+        <w:rPr>
+          <w:rFonts w:ascii="宋体" w:eastAsia="宋体" w:hAnsi="宋体" w:hint="eastAsia"/>
+          <w:sz w:val="28"/>
+          <w:szCs w:val="28"/>
+        </w:rPr>
         <w:t>准备迎接紧急服务人员进场（指引通道，人员引导）</w:t>
       </w:r>
     </w:p>
@@ -1356,7 +1453,6 @@
           <w:sz w:val="32"/>
           <w:szCs w:val="32"/>
         </w:rPr>
-        <w:lastRenderedPageBreak/>
         <w:tab/>
       </w:r>
       <w:r>
@@ -1365,7 +1461,7 @@
           <w:sz w:val="32"/>
           <w:szCs w:val="32"/>
         </w:rPr>
-        <w:t>4.4</w:t>
+        <w:t>4.</w:t>
       </w:r>
       <w:r>
         <w:rPr>
@@ -1373,121 +1469,129 @@
           <w:sz w:val="32"/>
           <w:szCs w:val="32"/>
         </w:rPr>
-        <w:t xml:space="preserve"> </w:t>
-      </w:r>
-      <w:r>
-        <w:rPr>
-          <w:rFonts w:ascii="宋体" w:eastAsia="宋体" w:hAnsi="宋体" w:hint="eastAsia"/>
+        <w:t>5</w:t>
+      </w:r>
+      <w:r>
+        <w:rPr>
+          <w:rFonts w:ascii="宋体" w:eastAsia="宋体" w:hAnsi="宋体"/>
           <w:sz w:val="32"/>
           <w:szCs w:val="32"/>
         </w:rPr>
-        <w:t>注意事项</w:t>
-      </w:r>
-    </w:p>
-    <w:p>
-      <w:pPr>
-        <w:rPr>
-          <w:rFonts w:ascii="宋体" w:eastAsia="宋体" w:hAnsi="宋体"/>
-          <w:sz w:val="28"/>
-          <w:szCs w:val="28"/>
-        </w:rPr>
-      </w:pPr>
-      <w:r>
-        <w:rPr>
-          <w:rFonts w:ascii="宋体" w:eastAsia="宋体" w:hAnsi="宋体"/>
-          <w:sz w:val="28"/>
-          <w:szCs w:val="28"/>
-        </w:rPr>
-        <w:tab/>
-      </w:r>
-      <w:r>
-        <w:rPr>
-          <w:rFonts w:ascii="宋体" w:eastAsia="宋体" w:hAnsi="宋体" w:hint="eastAsia"/>
-          <w:sz w:val="28"/>
-          <w:szCs w:val="28"/>
-        </w:rPr>
-        <w:t>（1）</w:t>
-      </w:r>
-      <w:r>
-        <w:rPr>
-          <w:rFonts w:ascii="宋体" w:eastAsia="宋体" w:hAnsi="宋体" w:hint="eastAsia"/>
-          <w:sz w:val="28"/>
-          <w:szCs w:val="28"/>
-        </w:rPr>
-        <w:t>保持电话畅通，不要主动挂断电话</w:t>
-      </w:r>
-    </w:p>
-    <w:p>
-      <w:pPr>
-        <w:rPr>
-          <w:rFonts w:ascii="宋体" w:eastAsia="宋体" w:hAnsi="宋体"/>
-          <w:sz w:val="28"/>
-          <w:szCs w:val="28"/>
-        </w:rPr>
-      </w:pPr>
-      <w:r>
-        <w:rPr>
-          <w:rFonts w:ascii="宋体" w:eastAsia="宋体" w:hAnsi="宋体"/>
-          <w:sz w:val="28"/>
-          <w:szCs w:val="28"/>
-        </w:rPr>
-        <w:tab/>
-      </w:r>
-      <w:r>
-        <w:rPr>
-          <w:rFonts w:ascii="宋体" w:eastAsia="宋体" w:hAnsi="宋体" w:hint="eastAsia"/>
-          <w:sz w:val="28"/>
-          <w:szCs w:val="28"/>
-        </w:rPr>
-        <w:t>（2）</w:t>
-      </w:r>
-      <w:r>
-        <w:rPr>
-          <w:rFonts w:ascii="宋体" w:eastAsia="宋体" w:hAnsi="宋体" w:hint="eastAsia"/>
-          <w:sz w:val="28"/>
-          <w:szCs w:val="28"/>
-        </w:rPr>
-        <w:t>语言简洁明了</w:t>
-      </w:r>
-    </w:p>
-    <w:p>
-      <w:pPr>
-        <w:rPr>
-          <w:rFonts w:ascii="宋体" w:eastAsia="宋体" w:hAnsi="宋体" w:hint="eastAsia"/>
-          <w:sz w:val="28"/>
-          <w:szCs w:val="28"/>
-        </w:rPr>
-      </w:pPr>
-    </w:p>
-    <w:p>
-      <w:pPr>
-        <w:rPr>
-          <w:rFonts w:ascii="宋体" w:eastAsia="宋体" w:hAnsi="宋体"/>
+        <w:t xml:space="preserve"> </w:t>
+      </w:r>
+      <w:r>
+        <w:rPr>
+          <w:rFonts w:ascii="宋体" w:eastAsia="宋体" w:hAnsi="宋体" w:hint="eastAsia"/>
           <w:sz w:val="32"/>
           <w:szCs w:val="32"/>
         </w:rPr>
-      </w:pPr>
-      <w:r>
-        <w:rPr>
-          <w:rFonts w:ascii="宋体" w:eastAsia="宋体" w:hAnsi="宋体" w:hint="eastAsia"/>
-          <w:sz w:val="32"/>
-          <w:szCs w:val="32"/>
+        <w:t>注意事项</w:t>
+      </w:r>
+    </w:p>
+    <w:p>
+      <w:pPr>
+        <w:rPr>
+          <w:rFonts w:ascii="宋体" w:eastAsia="宋体" w:hAnsi="宋体"/>
+          <w:sz w:val="28"/>
+          <w:szCs w:val="28"/>
+        </w:rPr>
+      </w:pPr>
+      <w:r>
+        <w:rPr>
+          <w:rFonts w:ascii="宋体" w:eastAsia="宋体" w:hAnsi="宋体"/>
+          <w:sz w:val="28"/>
+          <w:szCs w:val="28"/>
+        </w:rPr>
+        <w:tab/>
+      </w:r>
+      <w:r>
+        <w:rPr>
+          <w:rFonts w:ascii="宋体" w:eastAsia="宋体" w:hAnsi="宋体" w:hint="eastAsia"/>
+          <w:sz w:val="28"/>
+          <w:szCs w:val="28"/>
+        </w:rPr>
+        <w:t>（1）</w:t>
+      </w:r>
+      <w:r>
+        <w:rPr>
+          <w:rFonts w:ascii="宋体" w:eastAsia="宋体" w:hAnsi="宋体" w:hint="eastAsia"/>
+          <w:sz w:val="28"/>
+          <w:szCs w:val="28"/>
+        </w:rPr>
+        <w:t>保持电话畅通，不要主动挂断电话</w:t>
+      </w:r>
+    </w:p>
+    <w:p>
+      <w:pPr>
+        <w:rPr>
+          <w:rFonts w:ascii="宋体" w:eastAsia="宋体" w:hAnsi="宋体"/>
+          <w:sz w:val="28"/>
+          <w:szCs w:val="28"/>
+        </w:rPr>
+      </w:pPr>
+      <w:r>
+        <w:rPr>
+          <w:rFonts w:ascii="宋体" w:eastAsia="宋体" w:hAnsi="宋体"/>
+          <w:sz w:val="28"/>
+          <w:szCs w:val="28"/>
+        </w:rPr>
+        <w:tab/>
+      </w:r>
+      <w:r>
+        <w:rPr>
+          <w:rFonts w:ascii="宋体" w:eastAsia="宋体" w:hAnsi="宋体" w:hint="eastAsia"/>
+          <w:sz w:val="28"/>
+          <w:szCs w:val="28"/>
+        </w:rPr>
+        <w:t>（2）</w:t>
+      </w:r>
+      <w:r>
+        <w:rPr>
+          <w:rFonts w:ascii="宋体" w:eastAsia="宋体" w:hAnsi="宋体" w:hint="eastAsia"/>
+          <w:sz w:val="28"/>
+          <w:szCs w:val="28"/>
+        </w:rPr>
+        <w:t>语言简洁明了</w:t>
+      </w:r>
+    </w:p>
+    <w:p>
+      <w:pPr>
+        <w:rPr>
+          <w:rFonts w:ascii="宋体" w:eastAsia="宋体" w:hAnsi="宋体"/>
+          <w:sz w:val="28"/>
+          <w:szCs w:val="28"/>
+        </w:rPr>
+      </w:pPr>
+    </w:p>
+    <w:p>
+      <w:pPr>
+        <w:rPr>
+          <w:rFonts w:ascii="宋体" w:eastAsia="宋体" w:hAnsi="宋体"/>
+          <w:sz w:val="28"/>
+          <w:szCs w:val="28"/>
+        </w:rPr>
+      </w:pPr>
+      <w:r>
+        <w:rPr>
+          <w:rFonts w:ascii="宋体" w:eastAsia="宋体" w:hAnsi="宋体" w:hint="eastAsia"/>
+          <w:sz w:val="28"/>
+          <w:szCs w:val="28"/>
         </w:rPr>
         <w:t>参考</w:t>
       </w:r>
       <w:r>
         <w:rPr>
           <w:rFonts w:ascii="宋体" w:eastAsia="宋体" w:hAnsi="宋体" w:hint="eastAsia"/>
-          <w:sz w:val="32"/>
-          <w:szCs w:val="32"/>
-        </w:rPr>
-        <w:t>网站</w:t>
-      </w:r>
-      <w:r>
-        <w:rPr>
-          <w:rFonts w:ascii="宋体" w:eastAsia="宋体" w:hAnsi="宋体" w:hint="eastAsia"/>
-          <w:sz w:val="32"/>
-          <w:szCs w:val="32"/>
+          <w:sz w:val="28"/>
+          <w:szCs w:val="28"/>
+        </w:rPr>
+        <w:t>资料</w:t>
+      </w:r>
+      <w:r>
+        <w:rPr>
+          <w:rFonts w:ascii="宋体" w:eastAsia="宋体" w:hAnsi="宋体" w:hint="eastAsia"/>
+          <w:sz w:val="28"/>
+          <w:szCs w:val="28"/>
         </w:rPr>
         <w:t>：</w:t>
       </w:r>
@@ -1498,8 +1602,8 @@
           <w:rStyle w:val="11"/>
           <w:rFonts w:ascii="宋体" w:eastAsia="宋体" w:hAnsi="宋体" w:cs="Arial"/>
           <w:color w:val="000000"/>
-          <w:sz w:val="28"/>
-          <w:szCs w:val="28"/>
+          <w:sz w:val="24"/>
+          <w:szCs w:val="24"/>
         </w:rPr>
       </w:pPr>
       <w:r>
@@ -1507,8 +1611,28 @@
           <w:rStyle w:val="11"/>
           <w:rFonts w:ascii="宋体" w:eastAsia="宋体" w:hAnsi="宋体" w:cs="Arial" w:hint="eastAsia"/>
           <w:color w:val="000000"/>
-          <w:sz w:val="28"/>
-          <w:szCs w:val="28"/>
+          <w:sz w:val="24"/>
+          <w:szCs w:val="24"/>
+        </w:rPr>
+        <w:t>1</w:t>
+      </w:r>
+      <w:r>
+        <w:rPr>
+          <w:rStyle w:val="11"/>
+          <w:rFonts w:ascii="宋体" w:eastAsia="宋体" w:hAnsi="宋体" w:cs="Arial"/>
+          <w:color w:val="000000"/>
+          <w:sz w:val="24"/>
+          <w:szCs w:val="24"/>
+        </w:rPr>
+        <w:t>.</w:t>
+      </w:r>
+      <w:r>
+        <w:rPr>
+          <w:rStyle w:val="11"/>
+          <w:rFonts w:ascii="宋体" w:eastAsia="宋体" w:hAnsi="宋体" w:cs="Arial" w:hint="eastAsia"/>
+          <w:color w:val="000000"/>
+          <w:sz w:val="24"/>
+          <w:szCs w:val="24"/>
         </w:rPr>
         <w:t>北京市卫生健康委员会</w:t>
       </w:r>
@@ -1516,16 +1640,18 @@
     <w:p>
       <w:pPr>
         <w:rPr>
-          <w:sz w:val="28"/>
-          <w:szCs w:val="28"/>
-        </w:rPr>
-      </w:pPr>
-      <w:hyperlink r:id="rId5" w:history="1">
+          <w:rFonts w:ascii="宋体" w:eastAsia="宋体" w:hAnsi="宋体"/>
+          <w:sz w:val="24"/>
+          <w:szCs w:val="24"/>
+        </w:rPr>
+      </w:pPr>
+      <w:hyperlink r:id="rId7" w:history="1">
         <w:r>
           <w:rPr>
             <w:rStyle w:val="a7"/>
-            <w:sz w:val="28"/>
-            <w:szCs w:val="28"/>
+            <w:rFonts w:ascii="宋体" w:eastAsia="宋体" w:hAnsi="宋体"/>
+            <w:sz w:val="24"/>
+            <w:szCs w:val="24"/>
           </w:rPr>
           <w:t>https://wjw.beijing.gov.cn/English/HealthServices/HealthIndications/202108/t20210827_2478394.html</w:t>
         </w:r>
@@ -1534,30 +1660,40 @@
     <w:p>
       <w:pPr>
         <w:rPr>
-          <w:sz w:val="28"/>
-          <w:szCs w:val="28"/>
-        </w:rPr>
-      </w:pPr>
-      <w:r>
-        <w:rPr>
-          <w:rFonts w:hint="eastAsia"/>
-          <w:sz w:val="28"/>
-          <w:szCs w:val="28"/>
+          <w:rFonts w:ascii="宋体" w:eastAsia="宋体" w:hAnsi="宋体"/>
+          <w:sz w:val="24"/>
+          <w:szCs w:val="24"/>
+        </w:rPr>
+      </w:pPr>
+      <w:r>
+        <w:rPr>
+          <w:rFonts w:ascii="宋体" w:eastAsia="宋体" w:hAnsi="宋体"/>
+          <w:sz w:val="24"/>
+          <w:szCs w:val="24"/>
+        </w:rPr>
+        <w:t>2.</w:t>
+      </w:r>
+      <w:r>
+        <w:rPr>
+          <w:rFonts w:ascii="宋体" w:eastAsia="宋体" w:hAnsi="宋体" w:hint="eastAsia"/>
+          <w:sz w:val="24"/>
+          <w:szCs w:val="24"/>
         </w:rPr>
         <w:t>9</w:t>
       </w:r>
       <w:r>
         <w:rPr>
-          <w:sz w:val="28"/>
-          <w:szCs w:val="28"/>
+          <w:rFonts w:ascii="宋体" w:eastAsia="宋体" w:hAnsi="宋体"/>
+          <w:sz w:val="24"/>
+          <w:szCs w:val="24"/>
         </w:rPr>
         <w:t>11.</w:t>
       </w:r>
       <w:r>
         <w:rPr>
-          <w:rFonts w:hint="eastAsia"/>
-          <w:sz w:val="28"/>
-          <w:szCs w:val="28"/>
+          <w:rFonts w:ascii="宋体" w:eastAsia="宋体" w:hAnsi="宋体" w:hint="eastAsia"/>
+          <w:sz w:val="24"/>
+          <w:szCs w:val="24"/>
         </w:rPr>
         <w:t>gov</w:t>
       </w:r>
@@ -1565,16 +1701,18 @@
     <w:p>
       <w:pPr>
         <w:rPr>
-          <w:sz w:val="28"/>
-          <w:szCs w:val="28"/>
-        </w:rPr>
-      </w:pPr>
-      <w:hyperlink r:id="rId6" w:history="1">
+          <w:rFonts w:ascii="宋体" w:eastAsia="宋体" w:hAnsi="宋体"/>
+          <w:sz w:val="24"/>
+          <w:szCs w:val="24"/>
+        </w:rPr>
+      </w:pPr>
+      <w:hyperlink r:id="rId8" w:history="1">
         <w:r>
           <w:rPr>
             <w:rStyle w:val="a7"/>
-            <w:sz w:val="28"/>
-            <w:szCs w:val="28"/>
+            <w:rFonts w:ascii="宋体" w:eastAsia="宋体" w:hAnsi="宋体"/>
+            <w:sz w:val="24"/>
+            <w:szCs w:val="24"/>
           </w:rPr>
           <w:t>https://www.911.gov/calling-911/</w:t>
         </w:r>
@@ -1583,22 +1721,40 @@
     <w:p>
       <w:pPr>
         <w:rPr>
-          <w:sz w:val="28"/>
-          <w:szCs w:val="28"/>
-        </w:rPr>
-      </w:pPr>
-      <w:r>
-        <w:rPr>
-          <w:rFonts w:hint="eastAsia"/>
-          <w:sz w:val="28"/>
-          <w:szCs w:val="28"/>
+          <w:rFonts w:ascii="宋体" w:eastAsia="宋体" w:hAnsi="宋体"/>
+          <w:sz w:val="24"/>
+          <w:szCs w:val="24"/>
+        </w:rPr>
+      </w:pPr>
+      <w:r>
+        <w:rPr>
+          <w:rFonts w:ascii="宋体" w:eastAsia="宋体" w:hAnsi="宋体" w:hint="eastAsia"/>
+          <w:sz w:val="24"/>
+          <w:szCs w:val="24"/>
+        </w:rPr>
+        <w:t>3</w:t>
+      </w:r>
+      <w:r>
+        <w:rPr>
+          <w:rFonts w:ascii="宋体" w:eastAsia="宋体" w:hAnsi="宋体"/>
+          <w:sz w:val="24"/>
+          <w:szCs w:val="24"/>
+        </w:rPr>
+        <w:t>.</w:t>
+      </w:r>
+      <w:r>
+        <w:rPr>
+          <w:rFonts w:ascii="宋体" w:eastAsia="宋体" w:hAnsi="宋体" w:hint="eastAsia"/>
+          <w:sz w:val="24"/>
+          <w:szCs w:val="24"/>
         </w:rPr>
         <w:t>美国急诊医师学会</w:t>
       </w:r>
       <w:r>
         <w:rPr>
-          <w:sz w:val="28"/>
-          <w:szCs w:val="28"/>
+          <w:rFonts w:ascii="宋体" w:eastAsia="宋体" w:hAnsi="宋体"/>
+          <w:sz w:val="24"/>
+          <w:szCs w:val="24"/>
         </w:rPr>
         <w:t>American College of Emergency Physicians</w:t>
       </w:r>
@@ -1606,16 +1762,18 @@
     <w:p>
       <w:pPr>
         <w:rPr>
-          <w:sz w:val="28"/>
-          <w:szCs w:val="28"/>
-        </w:rPr>
-      </w:pPr>
-      <w:hyperlink r:id="rId7" w:history="1">
+          <w:rFonts w:ascii="宋体" w:eastAsia="宋体" w:hAnsi="宋体"/>
+          <w:sz w:val="24"/>
+          <w:szCs w:val="24"/>
+        </w:rPr>
+      </w:pPr>
+      <w:hyperlink r:id="rId9" w:history="1">
         <w:r>
           <w:rPr>
             <w:rStyle w:val="a7"/>
-            <w:sz w:val="28"/>
-            <w:szCs w:val="28"/>
+            <w:rFonts w:ascii="宋体" w:eastAsia="宋体" w:hAnsi="宋体"/>
+            <w:sz w:val="24"/>
+            <w:szCs w:val="24"/>
           </w:rPr>
           <w:t>https://www.emergencyphysicians.org/article/er101/when---and-when-not---to-call-an-ambulance</w:t>
         </w:r>
@@ -1624,25 +1782,23 @@
     <w:p>
       <w:pPr>
         <w:rPr>
-          <w:rFonts w:hint="eastAsia"/>
-          <w:sz w:val="28"/>
-          <w:szCs w:val="28"/>
-        </w:rPr>
-      </w:pPr>
-    </w:p>
-    <w:p>
-      <w:pPr>
-        <w:rPr>
-          <w:rFonts w:hint="eastAsia"/>
-          <w:sz w:val="28"/>
-          <w:szCs w:val="28"/>
-        </w:rPr>
-      </w:pPr>
-    </w:p>
-    <w:p>
-      <w:pPr>
-        <w:rPr>
-          <w:rFonts w:ascii="宋体" w:eastAsia="宋体" w:hAnsi="宋体" w:hint="eastAsia"/>
+          <w:sz w:val="28"/>
+          <w:szCs w:val="28"/>
+        </w:rPr>
+      </w:pPr>
+    </w:p>
+    <w:p>
+      <w:pPr>
+        <w:rPr>
+          <w:sz w:val="28"/>
+          <w:szCs w:val="28"/>
+        </w:rPr>
+      </w:pPr>
+    </w:p>
+    <w:p>
+      <w:pPr>
+        <w:rPr>
+          <w:rFonts w:ascii="宋体" w:eastAsia="宋体" w:hAnsi="宋体"/>
           <w:sz w:val="24"/>
           <w:szCs w:val="24"/>
         </w:rPr>
@@ -1656,6 +1812,44 @@
     </w:sectPr>
   </w:body>
 </w:document>
+</file>
+
+<file path=word/endnotes.xml><?xml version="1.0" encoding="utf-8"?>
+<w:endnotes xmlns:wpc="http://schemas.microsoft.com/office/word/2010/wordprocessingCanvas" xmlns:cx="http://schemas.microsoft.com/office/drawing/2014/chartex" xmlns:cx1="http://schemas.microsoft.com/office/drawing/2015/9/8/chartex" xmlns:cx2="http://schemas.microsoft.com/office/drawing/2015/10/21/chartex" xmlns:cx3="http://schemas.microsoft.com/office/drawing/2016/5/9/chartex" xmlns:cx4="http://schemas.microsoft.com/office/drawing/2016/5/10/chartex" xmlns:cx5="http://schemas.microsoft.com/office/drawing/2016/5/11/chartex" xmlns:cx6="http://schemas.microsoft.com/office/drawing/2016/5/12/chartex" xmlns:cx7="http://schemas.microsoft.com/office/drawing/2016/5/13/chartex" xmlns:cx8="http://schemas.microsoft.com/office/drawing/2016/5/14/chartex" xmlns:mc="http://schemas.openxmlformats.org/markup-compatibility/2006" xmlns:aink="http://schemas.microsoft.com/office/drawing/2016/ink" xmlns:am3d="http://schemas.microsoft.com/office/drawing/2017/model3d" xmlns:o="urn:schemas-microsoft-com:office:office" xmlns:r="http://schemas.openxmlformats.org/officeDocument/2006/relationships" xmlns:m="http://schemas.openxmlformats.org/officeDocument/2006/math" xmlns:v="urn:schemas-microsoft-com:vml" xmlns:wp14="http://schemas.microsoft.com/office/word/2010/wordprocessingDrawing" xmlns:wp="http://schemas.openxmlformats.org/drawingml/2006/wordprocessingDrawing" xmlns:w10="urn:schemas-microsoft-com:office:word" xmlns:w="http://schemas.openxmlformats.org/wordprocessingml/2006/main" xmlns:w14="http://schemas.microsoft.com/office/word/2010/wordml" xmlns:w15="http://schemas.microsoft.com/office/word/2012/wordml" xmlns:w16cex="http://schemas.microsoft.com/office/word/2018/wordml/cex" xmlns:w16cid="http://schemas.microsoft.com/office/word/2016/wordml/cid" xmlns:w16="http://schemas.microsoft.com/office/word/2018/wordml" xmlns:w16sdtdh="http://schemas.microsoft.com/office/word/2020/wordml/sdtdatahash" xmlns:w16se="http://schemas.microsoft.com/office/word/2015/wordml/symex" xmlns:wpg="http://schemas.microsoft.com/office/word/2010/wordprocessingGroup" xmlns:wpi="http://schemas.microsoft.com/office/word/2010/wordprocessingInk" xmlns:wne="http://schemas.microsoft.com/office/word/2006/wordml" xmlns:wps="http://schemas.microsoft.com/office/word/2010/wordprocessingShape" mc:Ignorable="w14 w15 w16se w16cid w16 w16cex w16sdtdh wp14">
+  <w:endnote w:type="separator" w:id="-1">
+    <w:p>
+      <w:r>
+        <w:separator/>
+      </w:r>
+    </w:p>
+  </w:endnote>
+  <w:endnote w:type="continuationSeparator" w:id="0">
+    <w:p>
+      <w:r>
+        <w:continuationSeparator/>
+      </w:r>
+    </w:p>
+  </w:endnote>
+</w:endnotes>
+</file>
+
+<file path=word/footnotes.xml><?xml version="1.0" encoding="utf-8"?>
+<w:footnotes xmlns:wpc="http://schemas.microsoft.com/office/word/2010/wordprocessingCanvas" xmlns:cx="http://schemas.microsoft.com/office/drawing/2014/chartex" xmlns:cx1="http://schemas.microsoft.com/office/drawing/2015/9/8/chartex" xmlns:cx2="http://schemas.microsoft.com/office/drawing/2015/10/21/chartex" xmlns:cx3="http://schemas.microsoft.com/office/drawing/2016/5/9/chartex" xmlns:cx4="http://schemas.microsoft.com/office/drawing/2016/5/10/chartex" xmlns:cx5="http://schemas.microsoft.com/office/drawing/2016/5/11/chartex" xmlns:cx6="http://schemas.microsoft.com/office/drawing/2016/5/12/chartex" xmlns:cx7="http://schemas.microsoft.com/office/drawing/2016/5/13/chartex" xmlns:cx8="http://schemas.microsoft.com/office/drawing/2016/5/14/chartex" xmlns:mc="http://schemas.openxmlformats.org/markup-compatibility/2006" xmlns:aink="http://schemas.microsoft.com/office/drawing/2016/ink" xmlns:am3d="http://schemas.microsoft.com/office/drawing/2017/model3d" xmlns:o="urn:schemas-microsoft-com:office:office" xmlns:r="http://schemas.openxmlformats.org/officeDocument/2006/relationships" xmlns:m="http://schemas.openxmlformats.org/officeDocument/2006/math" xmlns:v="urn:schemas-microsoft-com:vml" xmlns:wp14="http://schemas.microsoft.com/office/word/2010/wordprocessingDrawing" xmlns:wp="http://schemas.openxmlformats.org/drawingml/2006/wordprocessingDrawing" xmlns:w10="urn:schemas-microsoft-com:office:word" xmlns:w="http://schemas.openxmlformats.org/wordprocessingml/2006/main" xmlns:w14="http://schemas.microsoft.com/office/word/2010/wordml" xmlns:w15="http://schemas.microsoft.com/office/word/2012/wordml" xmlns:w16cex="http://schemas.microsoft.com/office/word/2018/wordml/cex" xmlns:w16cid="http://schemas.microsoft.com/office/word/2016/wordml/cid" xmlns:w16="http://schemas.microsoft.com/office/word/2018/wordml" xmlns:w16sdtdh="http://schemas.microsoft.com/office/word/2020/wordml/sdtdatahash" xmlns:w16se="http://schemas.microsoft.com/office/word/2015/wordml/symex" xmlns:wpg="http://schemas.microsoft.com/office/word/2010/wordprocessingGroup" xmlns:wpi="http://schemas.microsoft.com/office/word/2010/wordprocessingInk" xmlns:wne="http://schemas.microsoft.com/office/word/2006/wordml" xmlns:wps="http://schemas.microsoft.com/office/word/2010/wordprocessingShape" mc:Ignorable="w14 w15 w16se w16cid w16 w16cex w16sdtdh wp14">
+  <w:footnote w:type="separator" w:id="-1">
+    <w:p>
+      <w:r>
+        <w:separator/>
+      </w:r>
+    </w:p>
+  </w:footnote>
+  <w:footnote w:type="continuationSeparator" w:id="0">
+    <w:p>
+      <w:r>
+        <w:continuationSeparator/>
+      </w:r>
+    </w:p>
+  </w:footnote>
+</w:footnotes>
 </file>
 
 <file path=word/numbering.xml><?xml version="1.0" encoding="utf-8"?>
@@ -2829,6 +3023,71 @@
       <w:szCs w:val="32"/>
     </w:rPr>
   </w:style>
+  <w:style w:type="paragraph" w:styleId="a9">
+    <w:name w:val="header"/>
+    <w:basedOn w:val="a"/>
+    <w:link w:val="aa"/>
+    <w:uiPriority w:val="99"/>
+    <w:unhideWhenUsed/>
+    <w:rsid w:val="002B7149"/>
+    <w:pPr>
+      <w:pBdr>
+        <w:bottom w:val="single" w:sz="6" w:space="1" w:color="auto"/>
+      </w:pBdr>
+      <w:tabs>
+        <w:tab w:val="center" w:pos="4153"/>
+        <w:tab w:val="right" w:pos="8306"/>
+      </w:tabs>
+      <w:snapToGrid w:val="0"/>
+      <w:jc w:val="center"/>
+    </w:pPr>
+    <w:rPr>
+      <w:sz w:val="18"/>
+      <w:szCs w:val="18"/>
+    </w:rPr>
+  </w:style>
+  <w:style w:type="character" w:customStyle="1" w:styleId="aa">
+    <w:name w:val="页眉 字符"/>
+    <w:basedOn w:val="a0"/>
+    <w:link w:val="a9"/>
+    <w:uiPriority w:val="99"/>
+    <w:rsid w:val="002B7149"/>
+    <w:rPr>
+      <w:sz w:val="18"/>
+      <w:szCs w:val="18"/>
+    </w:rPr>
+  </w:style>
+  <w:style w:type="paragraph" w:styleId="ab">
+    <w:name w:val="footer"/>
+    <w:basedOn w:val="a"/>
+    <w:link w:val="ac"/>
+    <w:uiPriority w:val="99"/>
+    <w:unhideWhenUsed/>
+    <w:rsid w:val="002B7149"/>
+    <w:pPr>
+      <w:tabs>
+        <w:tab w:val="center" w:pos="4153"/>
+        <w:tab w:val="right" w:pos="8306"/>
+      </w:tabs>
+      <w:snapToGrid w:val="0"/>
+      <w:jc w:val="left"/>
+    </w:pPr>
+    <w:rPr>
+      <w:sz w:val="18"/>
+      <w:szCs w:val="18"/>
+    </w:rPr>
+  </w:style>
+  <w:style w:type="character" w:customStyle="1" w:styleId="ac">
+    <w:name w:val="页脚 字符"/>
+    <w:basedOn w:val="a0"/>
+    <w:link w:val="ab"/>
+    <w:uiPriority w:val="99"/>
+    <w:rsid w:val="002B7149"/>
+    <w:rPr>
+      <w:sz w:val="18"/>
+      <w:szCs w:val="18"/>
+    </w:rPr>
+  </w:style>
 </w:styles>
 </file>
 
